--- a/Science Books/Physics/Volume overview/28 - QED - The Strange Theory of Light and Matter.docx
+++ b/Science Books/Physics/Volume overview/28 - QED - The Strange Theory of Light and Matter.docx
@@ -30,6 +30,19 @@
       </w:pPr>
       <w:r>
         <w:t>QED - The Strange Theory of Light and Matter</w:t>
+      </w:r>
+    </w:p>
+    <w:p>
+      <w:pPr>
+        <w:jc w:val="both"/>
+      </w:pPr>
+      <w:r>
+        <w:rPr>
+          <w:b/>
+          <w:i/>
+          <w:color w:val="C00000"/>
+        </w:rPr>
+        <w:t xml:space="preserve">STATUS 2026-10-01 — MERGED, not a separate chapter. This source draft has been fully developed in The Quantum World, Ch. 7, “QED — The Strange Theory of Light and Matter” (about 2,240 words) in The_Quantum_World__FINAL.docx. Edit the chapter there. This file is kept unchanged below only as the original draft, so it is not duplicated as a second chapter.</w:t>
       </w:r>
     </w:p>
     <w:p>

--- a/Science Books/Physics/Volume overview/28 - QED - The Strange Theory of Light and Matter.docx
+++ b/Science Books/Physics/Volume overview/28 - QED - The Strange Theory of Light and Matter.docx
@@ -9,7 +9,7 @@
         <w:jc w:val="center"/>
       </w:pPr>
       <w:r>
-        <w:t>Science for Everyone</w:t>
+        <w:t>Physics, Actually</w:t>
       </w:r>
     </w:p>
     <w:p>
